--- a/demo/03_nhanes_obesity/manuscript/manuscript_final.docx
+++ b/demo/03_nhanes_obesity/manuscript/manuscript_final.docx
@@ -2,13 +2,332 @@
 <file path=word/document.xml><?xml version="1.0" encoding="utf-8"?>
 <w:document xmlns:w="http://schemas.openxmlformats.org/wordprocessingml/2006/main" xmlns:m="http://schemas.openxmlformats.org/officeDocument/2006/math" xmlns:r="http://schemas.openxmlformats.org/officeDocument/2006/relationships" xmlns:o="urn:schemas-microsoft-com:office:office" xmlns:v="urn:schemas-microsoft-com:vml" xmlns:w10="urn:schemas-microsoft-com:office:word" xmlns:a="http://schemas.openxmlformats.org/drawingml/2006/main" xmlns:pic="http://schemas.openxmlformats.org/drawingml/2006/picture" xmlns:wp="http://schemas.openxmlformats.org/drawingml/2006/wordprocessingDrawing">
   <w:body>
-    <w:bookmarkStart w:id="23" w:name="Xe39170948e6debfb45a704fe84e3b70c3b9b5b2"/>
+    <w:p>
+      <w:pPr>
+        <w:pStyle w:val="Title"/>
+      </w:pPr>
+      <w:r>
+        <w:t xml:space="preserve">Obesity and Self-Reported Diabetes in U.S. Adults: NHANES 2017-2018</w:t>
+      </w:r>
+    </w:p>
+    <w:bookmarkStart w:id="27" w:name="title-page"/>
     <w:p>
       <w:pPr>
         <w:pStyle w:val="Heading1"/>
       </w:pPr>
       <w:r>
-        <w:t xml:space="preserve">Association Between Body Mass Index and Diabetes Prevalence Among US Adults: A Cross-Sectional Analysis of NHANES 2017-2018</w:t>
+        <w:t xml:space="preserve">Title Page</w:t>
+      </w:r>
+    </w:p>
+    <w:p>
+      <w:pPr>
+        <w:pStyle w:val="FirstParagraph"/>
+      </w:pPr>
+      <w:r>
+        <w:rPr>
+          <w:b/>
+          <w:bCs/>
+        </w:rPr>
+        <w:t xml:space="preserve">Title:</w:t>
+      </w:r>
+      <w:r>
+        <w:t xml:space="preserve"> </w:t>
+      </w:r>
+      <w:r>
+        <w:t xml:space="preserve">Obesity and Self-Reported Diabetes in U.S. Adults: A Survey-Weighted</w:t>
+      </w:r>
+      <w:r>
+        <w:t xml:space="preserve"> </w:t>
+      </w:r>
+      <w:r>
+        <w:t xml:space="preserve">Cross-Sectional Analysis of NHANES 2017-2018</w:t>
+      </w:r>
+    </w:p>
+    <w:p>
+      <w:pPr>
+        <w:pStyle w:val="BodyText"/>
+      </w:pPr>
+      <w:r>
+        <w:rPr>
+          <w:b/>
+          <w:bCs/>
+        </w:rPr>
+        <w:t xml:space="preserve">Short title:</w:t>
+      </w:r>
+      <w:r>
+        <w:t xml:space="preserve"> </w:t>
+      </w:r>
+      <w:r>
+        <w:t xml:space="preserve">Obesity and diabetes in NHANES 2017-2018</w:t>
+      </w:r>
+    </w:p>
+    <w:p>
+      <w:pPr>
+        <w:pStyle w:val="BodyText"/>
+      </w:pPr>
+      <w:r>
+        <w:rPr>
+          <w:b/>
+          <w:bCs/>
+        </w:rPr>
+        <w:t xml:space="preserve">Authors:</w:t>
+      </w:r>
+      <w:r>
+        <w:t xml:space="preserve"> </w:t>
+      </w:r>
+      <w:r>
+        <w:t xml:space="preserve">[Author One], [Author Two] (demonstration manuscript)</w:t>
+      </w:r>
+    </w:p>
+    <w:p>
+      <w:pPr>
+        <w:pStyle w:val="BodyText"/>
+      </w:pPr>
+      <w:r>
+        <w:rPr>
+          <w:b/>
+          <w:bCs/>
+        </w:rPr>
+        <w:t xml:space="preserve">Affiliations:</w:t>
+      </w:r>
+      <w:r>
+        <w:t xml:space="preserve"> </w:t>
+      </w:r>
+      <w:r>
+        <w:t xml:space="preserve">[Affiliation] (demonstration manuscript)</w:t>
+      </w:r>
+    </w:p>
+    <w:p>
+      <w:pPr>
+        <w:pStyle w:val="BodyText"/>
+      </w:pPr>
+      <w:r>
+        <w:rPr>
+          <w:b/>
+          <w:bCs/>
+        </w:rPr>
+        <w:t xml:space="preserve">Corresponding author:</w:t>
+      </w:r>
+      <w:r>
+        <w:t xml:space="preserve"> </w:t>
+      </w:r>
+      <w:r>
+        <w:t xml:space="preserve">[Name, email] (demonstration manuscript)</w:t>
+      </w:r>
+    </w:p>
+    <w:p>
+      <w:pPr>
+        <w:pStyle w:val="BodyText"/>
+      </w:pPr>
+      <w:r>
+        <w:rPr>
+          <w:b/>
+          <w:bCs/>
+        </w:rPr>
+        <w:t xml:space="preserve">Word count (body, Introduction through Conclusion):</w:t>
+      </w:r>
+      <w:r>
+        <w:t xml:space="preserve"> </w:t>
+      </w:r>
+      <w:r>
+        <w:t xml:space="preserve">see qc/_pipeline_log.md</w:t>
+      </w:r>
+    </w:p>
+    <w:p>
+      <w:pPr>
+        <w:pStyle w:val="BodyText"/>
+      </w:pPr>
+      <w:r>
+        <w:rPr>
+          <w:b/>
+          <w:bCs/>
+        </w:rPr>
+        <w:t xml:space="preserve">Tables:</w:t>
+      </w:r>
+      <w:r>
+        <w:t xml:space="preserve"> </w:t>
+      </w:r>
+      <w:r>
+        <w:t xml:space="preserve">2</w:t>
+      </w:r>
+      <w:r>
+        <w:t xml:space="preserve"> </w:t>
+      </w:r>
+      <w:r>
+        <w:rPr>
+          <w:b/>
+          <w:bCs/>
+        </w:rPr>
+        <w:t xml:space="preserve">Figures:</w:t>
+      </w:r>
+      <w:r>
+        <w:t xml:space="preserve"> </w:t>
+      </w:r>
+      <w:r>
+        <w:t xml:space="preserve">2</w:t>
+      </w:r>
+    </w:p>
+    <w:p>
+      <w:pPr>
+        <w:pStyle w:val="BodyText"/>
+      </w:pPr>
+      <w:r>
+        <w:rPr>
+          <w:b/>
+          <w:bCs/>
+        </w:rPr>
+        <w:t xml:space="preserve">Reporting guideline:</w:t>
+      </w:r>
+      <w:r>
+        <w:t xml:space="preserve"> </w:t>
+      </w:r>
+      <w:r>
+        <w:t xml:space="preserve">STROBE (cross-sectional)</w:t>
+      </w:r>
+    </w:p>
+    <w:p>
+      <w:pPr>
+        <w:pStyle w:val="BodyText"/>
+      </w:pPr>
+      <w:r>
+        <w:rPr>
+          <w:b/>
+          <w:bCs/>
+        </w:rPr>
+        <w:t xml:space="preserve">Funding:</w:t>
+      </w:r>
+      <w:r>
+        <w:t xml:space="preserve"> </w:t>
+      </w:r>
+      <w:r>
+        <w:t xml:space="preserve">None (methods demonstration).</w:t>
+      </w:r>
+    </w:p>
+    <w:p>
+      <w:pPr>
+        <w:pStyle w:val="BodyText"/>
+      </w:pPr>
+      <w:r>
+        <w:rPr>
+          <w:b/>
+          <w:bCs/>
+        </w:rPr>
+        <w:t xml:space="preserve">Conflicts of interest:</w:t>
+      </w:r>
+      <w:r>
+        <w:t xml:space="preserve"> </w:t>
+      </w:r>
+      <w:r>
+        <w:t xml:space="preserve">None declared (methods demonstration).</w:t>
+      </w:r>
+    </w:p>
+    <w:p>
+      <w:pPr>
+        <w:pStyle w:val="BodyText"/>
+      </w:pPr>
+      <w:r>
+        <w:rPr>
+          <w:b/>
+          <w:bCs/>
+        </w:rPr>
+        <w:t xml:space="preserve">Data and code availability:</w:t>
+      </w:r>
+      <w:r>
+        <w:t xml:space="preserve"> </w:t>
+      </w:r>
+      <w:r>
+        <w:t xml:space="preserve">NHANES 2017-2018 is publicly available from the U.S. CDC.</w:t>
+      </w:r>
+      <w:r>
+        <w:t xml:space="preserve"> </w:t>
+      </w:r>
+      <w:r>
+        <w:t xml:space="preserve">Derived analytic data and analysis code accompany this report.</w:t>
+      </w:r>
+    </w:p>
+    <w:p>
+      <w:pPr>
+        <w:pStyle w:val="BodyText"/>
+      </w:pPr>
+      <w:r>
+        <w:rPr>
+          <w:b/>
+          <w:bCs/>
+        </w:rPr>
+        <w:t xml:space="preserve">AI/LLM use disclosure:</w:t>
+      </w:r>
+      <w:r>
+        <w:t xml:space="preserve"> </w:t>
+      </w:r>
+      <w:r>
+        <w:t xml:space="preserve">The authors used a large language model (Claude Opus 4.8,</w:t>
+      </w:r>
+      <w:r>
+        <w:t xml:space="preserve"> </w:t>
+      </w:r>
+      <w:r>
+        <w:t xml:space="preserve">Anthropic, accessed via the programmatic API in June 2026, deployed by the authors) to assist</w:t>
+      </w:r>
+      <w:r>
+        <w:t xml:space="preserve"> </w:t>
+      </w:r>
+      <w:r>
+        <w:t xml:space="preserve">with drafting and internal consistency checking of the manuscript text. All statistical</w:t>
+      </w:r>
+      <w:r>
+        <w:t xml:space="preserve"> </w:t>
+      </w:r>
+      <w:r>
+        <w:t xml:space="preserve">results were produced by executed analysis code; all text was reviewed, verified against the</w:t>
+      </w:r>
+      <w:r>
+        <w:t xml:space="preserve"> </w:t>
+      </w:r>
+      <w:r>
+        <w:t xml:space="preserve">analysis outputs, and approved by the authors, who take full responsibility for the work.</w:t>
+      </w:r>
+      <w:r>
+        <w:t xml:space="preserve"> </w:t>
+      </w:r>
+      <w:r>
+        <w:t xml:space="preserve">Generative AI was not used to create or alter any data, figures, or tables.</w:t>
+      </w:r>
+    </w:p>
+    <w:p>
+      <w:pPr>
+        <w:pStyle w:val="BodyText"/>
+      </w:pPr>
+      <w:r>
+        <w:rPr>
+          <w:b/>
+          <w:bCs/>
+        </w:rPr>
+        <w:t xml:space="preserve">Note (DEMO 3):</w:t>
+      </w:r>
+      <w:r>
+        <w:t xml:space="preserve"> </w:t>
+      </w:r>
+      <w:r>
+        <w:t xml:space="preserve">This is a clean-room demonstration manuscript produced by the medsci-skills</w:t>
+      </w:r>
+      <w:r>
+        <w:t xml:space="preserve"> </w:t>
+      </w:r>
+      <w:r>
+        <w:t xml:space="preserve">v3.7.0 pipeline on open NHANES data. Every quantitative claim traces to a CSV generated by</w:t>
+      </w:r>
+      <w:r>
+        <w:t xml:space="preserve"> </w:t>
+      </w:r>
+      <w:r>
+        <w:t xml:space="preserve">executed code; references are intentionally [UNVERIFIED] placeholders.</w:t>
+      </w:r>
+    </w:p>
+    <w:p>
+      <w:r>
+        <w:pict>
+          <v:rect style="width:0;height:1.5pt" o:hralign="center" o:hrstd="t" o:hr="t"/>
+        </w:pict>
       </w:r>
     </w:p>
     <w:bookmarkStart w:id="9" w:name="abstract"/>
@@ -35,7 +354,31 @@
         <w:t xml:space="preserve"> </w:t>
       </w:r>
       <w:r>
-        <w:t xml:space="preserve">Obesity is a well-established risk factor for type 2 diabetes, yet population-level estimates of the association stratified by BMI category and adjusted for demographic confounders remain important for public health surveillance.</w:t>
+        <w:t xml:space="preserve">Obesity and type 2 diabetes frequently co-occur, but nationally</w:t>
+      </w:r>
+      <w:r>
+        <w:t xml:space="preserve"> </w:t>
+      </w:r>
+      <w:r>
+        <w:t xml:space="preserve">representative estimates of their association require analysis that respects the complex</w:t>
+      </w:r>
+      <w:r>
+        <w:t xml:space="preserve"> </w:t>
+      </w:r>
+      <w:r>
+        <w:t xml:space="preserve">sampling design of population health surveys. We examined the cross-sectional association</w:t>
+      </w:r>
+      <w:r>
+        <w:t xml:space="preserve"> </w:t>
+      </w:r>
+      <w:r>
+        <w:t xml:space="preserve">between obesity and self-reported diabetes in U.S. adults using the National Health and</w:t>
+      </w:r>
+      <w:r>
+        <w:t xml:space="preserve"> </w:t>
+      </w:r>
+      <w:r>
+        <w:t xml:space="preserve">Nutrition Examination Survey (NHANES) 2017-2018 cycle.</w:t>
       </w:r>
     </w:p>
     <w:p>
@@ -47,85 +390,49 @@
           <w:b/>
           <w:bCs/>
         </w:rPr>
-        <w:t xml:space="preserve">Objective:</w:t>
-      </w:r>
-      <w:r>
-        <w:t xml:space="preserve"> </w:t>
-      </w:r>
-      <w:r>
-        <w:t xml:space="preserve">To quantify the association between BMI category and diabetes prevalence in a nationally representative sample of US adults, adjusting for age, sex, race/ethnicity, and education.</w:t>
-      </w:r>
-    </w:p>
-    <w:p>
-      <w:pPr>
-        <w:pStyle w:val="BodyText"/>
-      </w:pPr>
-      <w:r>
-        <w:rPr>
-          <w:b/>
-          <w:bCs/>
-        </w:rPr>
-        <w:t xml:space="preserve">Design:</w:t>
-      </w:r>
-      <w:r>
-        <w:t xml:space="preserve"> </w:t>
-      </w:r>
-      <w:r>
-        <w:t xml:space="preserve">Cross-sectional analysis of the National Health and Nutrition Examination Survey (NHANES) 2017-2018 cycle.</w:t>
-      </w:r>
-    </w:p>
-    <w:p>
-      <w:pPr>
-        <w:pStyle w:val="BodyText"/>
-      </w:pPr>
-      <w:r>
-        <w:rPr>
-          <w:b/>
-          <w:bCs/>
-        </w:rPr>
-        <w:t xml:space="preserve">Setting:</w:t>
-      </w:r>
-      <w:r>
-        <w:t xml:space="preserve"> </w:t>
-      </w:r>
-      <w:r>
-        <w:t xml:space="preserve">Non-institutionalized civilian US population.</w:t>
-      </w:r>
-    </w:p>
-    <w:p>
-      <w:pPr>
-        <w:pStyle w:val="BodyText"/>
-      </w:pPr>
-      <w:r>
-        <w:rPr>
-          <w:b/>
-          <w:bCs/>
-        </w:rPr>
-        <w:t xml:space="preserve">Participants:</w:t>
-      </w:r>
-      <w:r>
-        <w:t xml:space="preserve"> </w:t>
-      </w:r>
-      <w:r>
-        <w:t xml:space="preserve">A total of 4,866 adults aged 20 years and older with complete BMI and HbA1c data (excluding 74 underweight participants).</w:t>
-      </w:r>
-    </w:p>
-    <w:p>
-      <w:pPr>
-        <w:pStyle w:val="BodyText"/>
-      </w:pPr>
-      <w:r>
-        <w:rPr>
-          <w:b/>
-          <w:bCs/>
-        </w:rPr>
-        <w:t xml:space="preserve">Main Outcome:</w:t>
-      </w:r>
-      <w:r>
-        <w:t xml:space="preserve"> </w:t>
-      </w:r>
-      <w:r>
-        <w:t xml:space="preserve">Diabetes, defined as HbA1c of 6.5% or higher.</w:t>
+        <w:t xml:space="preserve">Methods:</w:t>
+      </w:r>
+      <w:r>
+        <w:t xml:space="preserve"> </w:t>
+      </w:r>
+      <w:r>
+        <w:t xml:space="preserve">We analyzed adults aged 20 years or older with a measured body mass index (BMI),</w:t>
+      </w:r>
+      <w:r>
+        <w:t xml:space="preserve"> </w:t>
+      </w:r>
+      <w:r>
+        <w:t xml:space="preserve">a valid self-reported diabetes status, and a positive examination weight. Obesity was defined</w:t>
+      </w:r>
+      <w:r>
+        <w:t xml:space="preserve"> </w:t>
+      </w:r>
+      <w:r>
+        <w:t xml:space="preserve">as BMI of 30 kg/m^2 or higher. The outcome was self-reported physician-diagnosed diabetes.</w:t>
+      </w:r>
+      <w:r>
+        <w:t xml:space="preserve"> </w:t>
+      </w:r>
+      <w:r>
+        <w:t xml:space="preserve">Survey-weighted logistic regression (examination weights, with stratification and clustering)</w:t>
+      </w:r>
+      <w:r>
+        <w:t xml:space="preserve"> </w:t>
+      </w:r>
+      <w:r>
+        <w:t xml:space="preserve">estimated the adjusted odds ratio (aOR) for obesity, controlling for age, sex, and</w:t>
+      </w:r>
+      <w:r>
+        <w:t xml:space="preserve"> </w:t>
+      </w:r>
+      <w:r>
+        <w:t xml:space="preserve">race/ethnicity. A glycohemoglobin-based outcome (HbA1c of 6.5% or higher) was used in a</w:t>
+      </w:r>
+      <w:r>
+        <w:t xml:space="preserve"> </w:t>
+      </w:r>
+      <w:r>
+        <w:t xml:space="preserve">sensitivity analysis.</w:t>
       </w:r>
     </w:p>
     <w:p>
@@ -143,7 +450,43 @@
         <w:t xml:space="preserve"> </w:t>
       </w:r>
       <w:r>
-        <w:t xml:space="preserve">Overall diabetes prevalence was 14.9% (724/4,866). Prevalence increased across BMI categories: 7.5% (95% CI: 6.1%-9.1%) in normal-weight, 13.9% (12.3%-15.7%) in overweight, and 19.9% (18.2%-21.6%) in obese participants. In multivariable logistic regression adjusted for age, sex, race/ethnicity, and education with survey-weight normalization, obesity was associated with 4.50-fold higher odds of diabetes compared with normal weight (OR 4.50, 95% CI: 3.23-6.27, p &lt; 0.001). Overweight was associated with 2.06-fold higher odds (OR 2.06, 95% CI: 1.45-2.92, p &lt; 0.001). Non-Hispanic Asian participants had the highest adjusted odds among racial/ethnic groups (OR 2.97, 95% CI: 1.98-4.44), and female sex was associated with lower odds (OR 0.70, 95% CI: 0.57-0.85).</w:t>
+        <w:t xml:space="preserve">Of 9,254 NHANES 2017-2018 participants, 5,010 met eligibility criteria. The</w:t>
+      </w:r>
+      <w:r>
+        <w:t xml:space="preserve"> </w:t>
+      </w:r>
+      <w:r>
+        <w:t xml:space="preserve">weighted prevalence of diabetes was 11.7% (95% confidence interval [CI], 10.6-12.8) and of</w:t>
+      </w:r>
+      <w:r>
+        <w:t xml:space="preserve"> </w:t>
+      </w:r>
+      <w:r>
+        <w:t xml:space="preserve">obesity 42.3% (95% CI, 38.9-45.7). The weighted prevalence of diabetes was 7.6% among</w:t>
+      </w:r>
+      <w:r>
+        <w:t xml:space="preserve"> </w:t>
+      </w:r>
+      <w:r>
+        <w:t xml:space="preserve">non-obese adults and 17.3% among adults with obesity. In the survey-weighted model, obesity</w:t>
+      </w:r>
+      <w:r>
+        <w:t xml:space="preserve"> </w:t>
+      </w:r>
+      <w:r>
+        <w:t xml:space="preserve">was associated with diabetes (aOR 3.03; 95% CI, 2.29-4.02; p &lt; 0.001) after adjustment for</w:t>
+      </w:r>
+      <w:r>
+        <w:t xml:space="preserve"> </w:t>
+      </w:r>
+      <w:r>
+        <w:t xml:space="preserve">age, sex, and race/ethnicity. The HbA1c-based sensitivity analysis was concordant (aOR 2.95;</w:t>
+      </w:r>
+      <w:r>
+        <w:t xml:space="preserve"> </w:t>
+      </w:r>
+      <w:r>
+        <w:t xml:space="preserve">95% CI, 2.18-3.98).</w:t>
       </w:r>
     </w:p>
     <w:p>
@@ -155,20 +498,55 @@
           <w:b/>
           <w:bCs/>
         </w:rPr>
-        <w:t xml:space="preserve">Conclusions:</w:t>
-      </w:r>
-      <w:r>
-        <w:t xml:space="preserve"> </w:t>
-      </w:r>
-      <w:r>
-        <w:t xml:space="preserve">Obesity was associated with a fourfold increase in diabetes prevalence compared with normal weight in this nationally representative sample. The magnitude of this association persisted after adjustment for key demographic confounders. Given the cross-sectional design, these associations should not be interpreted as causal relationships. These findings support targeted diabetes screening and prevention programs for individuals with obesity.</w:t>
-      </w:r>
-    </w:p>
-    <w:p>
-      <w:r>
-        <w:pict>
-          <v:rect style="width:0;height:1.5pt" o:hralign="center" o:hrstd="t" o:hr="t"/>
-        </w:pict>
+        <w:t xml:space="preserve">Conclusion:</w:t>
+      </w:r>
+      <w:r>
+        <w:t xml:space="preserve"> </w:t>
+      </w:r>
+      <w:r>
+        <w:t xml:space="preserve">In this nationally representative cross-sectional sample, obesity was</w:t>
+      </w:r>
+      <w:r>
+        <w:t xml:space="preserve"> </w:t>
+      </w:r>
+      <w:r>
+        <w:t xml:space="preserve">strongly associated with diabetes after demographic adjustment. Because exposure and outcome</w:t>
+      </w:r>
+      <w:r>
+        <w:t xml:space="preserve"> </w:t>
+      </w:r>
+      <w:r>
+        <w:t xml:space="preserve">were measured at the same examination, these findings describe a cross-sectional association</w:t>
+      </w:r>
+      <w:r>
+        <w:t xml:space="preserve"> </w:t>
+      </w:r>
+      <w:r>
+        <w:t xml:space="preserve">and do not support any causal or temporal conclusion.</w:t>
+      </w:r>
+    </w:p>
+    <w:p>
+      <w:pPr>
+        <w:pStyle w:val="BodyText"/>
+      </w:pPr>
+      <w:r>
+        <w:rPr>
+          <w:b/>
+          <w:bCs/>
+        </w:rPr>
+        <w:t xml:space="preserve">Keywords:</w:t>
+      </w:r>
+      <w:r>
+        <w:t xml:space="preserve"> </w:t>
+      </w:r>
+      <w:r>
+        <w:t xml:space="preserve">obesity; diabetes mellitus; NHANES; complex survey; cross-sectional study;</w:t>
+      </w:r>
+      <w:r>
+        <w:t xml:space="preserve"> </w:t>
+      </w:r>
+      <w:r>
+        <w:t xml:space="preserve">body mass index</w:t>
       </w:r>
     </w:p>
     <w:bookmarkEnd w:id="9"/>
@@ -178,7 +556,11 @@
         <w:pStyle w:val="Heading2"/>
       </w:pPr>
       <w:r>
-        <w:t xml:space="preserve">Introduction</w:t>
+        <w:rPr>
+          <w:b/>
+          <w:bCs/>
+        </w:rPr>
+        <w:t xml:space="preserve">INTRODUCTION</w:t>
       </w:r>
     </w:p>
     <w:p>
@@ -186,7 +568,25 @@
         <w:pStyle w:val="FirstParagraph"/>
       </w:pPr>
       <w:r>
-        <w:t xml:space="preserve">Diabetes mellitus affects an estimated 37.3 million Americans, of whom approximately 90-95% have type 2 diabetes. The economic burden of diagnosed diabetes in the United States exceeded $327 billion in 2017, comprising direct medical costs and reduced productivity. Obesity is among the strongest modifiable risk factors for type 2 diabetes, with the pathophysiologic link mediated through insulin resistance, chronic low-grade inflammation, and dysregulated adipokine secretion.</w:t>
+        <w:t xml:space="preserve">Obesity is among the most prevalent modifiable conditions in U.S. adults and is consistently</w:t>
+      </w:r>
+      <w:r>
+        <w:t xml:space="preserve"> </w:t>
+      </w:r>
+      <w:r>
+        <w:t xml:space="preserve">linked to metabolic disease, including type 2 diabetes [UNVERIFIED]. Understanding the</w:t>
+      </w:r>
+      <w:r>
+        <w:t xml:space="preserve"> </w:t>
+      </w:r>
+      <w:r>
+        <w:t xml:space="preserve">population-level association between obesity and diabetes is relevant for surveillance and</w:t>
+      </w:r>
+      <w:r>
+        <w:t xml:space="preserve"> </w:t>
+      </w:r>
+      <w:r>
+        <w:t xml:space="preserve">for framing the scale of metabolic risk in the general adult population.</w:t>
       </w:r>
     </w:p>
     <w:p>
@@ -194,7 +594,61 @@
         <w:pStyle w:val="BodyText"/>
       </w:pPr>
       <w:r>
-        <w:t xml:space="preserve">The National Health and Nutrition Examination Survey (NHANES) provides a nationally representative framework for monitoring the prevalence and correlates of chronic diseases in the US population. Regular cross-sectional analyses of NHANES data enable detection of temporal trends and identification of high-risk subpopulations that may benefit from targeted interventions.</w:t>
+        <w:t xml:space="preserve">National health surveys are well suited to this question because they sample the</w:t>
+      </w:r>
+      <w:r>
+        <w:t xml:space="preserve"> </w:t>
+      </w:r>
+      <w:r>
+        <w:t xml:space="preserve">non-institutionalized population using a stratified, multistage probability design and carry</w:t>
+      </w:r>
+      <w:r>
+        <w:t xml:space="preserve"> </w:t>
+      </w:r>
+      <w:r>
+        <w:t xml:space="preserve">sampling weights that permit nationally representative estimates [UNVERIFIED]. Each sampled</w:t>
+      </w:r>
+      <w:r>
+        <w:t xml:space="preserve"> </w:t>
+      </w:r>
+      <w:r>
+        <w:t xml:space="preserve">adult represents a known number of people in the target population, and adults are not sampled</w:t>
+      </w:r>
+      <w:r>
+        <w:t xml:space="preserve"> </w:t>
+      </w:r>
+      <w:r>
+        <w:t xml:space="preserve">independently but in clusters nested within design strata. Analyses that ignore the survey</w:t>
+      </w:r>
+      <w:r>
+        <w:t xml:space="preserve"> </w:t>
+      </w:r>
+      <w:r>
+        <w:t xml:space="preserve">weights, stratification, and clustering therefore yield biased point estimates and</w:t>
+      </w:r>
+      <w:r>
+        <w:t xml:space="preserve"> </w:t>
+      </w:r>
+      <w:r>
+        <w:t xml:space="preserve">underestimated standard errors, so the design must be carried into both the descriptive and</w:t>
+      </w:r>
+      <w:r>
+        <w:t xml:space="preserve"> </w:t>
+      </w:r>
+      <w:r>
+        <w:t xml:space="preserve">the regression steps [UNVERIFIED]. A weighted prevalence and a survey-weighted odds ratio,</w:t>
+      </w:r>
+      <w:r>
+        <w:t xml:space="preserve"> </w:t>
+      </w:r>
+      <w:r>
+        <w:t xml:space="preserve">estimated with design-based variance, are the quantities that generalize to the U.S. adult</w:t>
+      </w:r>
+      <w:r>
+        <w:t xml:space="preserve"> </w:t>
+      </w:r>
+      <w:r>
+        <w:t xml:space="preserve">population rather than to the sampled individuals alone.</w:t>
       </w:r>
     </w:p>
     <w:p>
@@ -202,7 +656,37 @@
         <w:pStyle w:val="BodyText"/>
       </w:pPr>
       <w:r>
-        <w:t xml:space="preserve">Although the association between obesity and diabetes is well established, contemporary estimates that account for the evolving demographic composition of the US population remain valuable for public health planning. Furthermore, the differential burden of diabetes across racial and ethnic groups warrants updated quantification in the context of current BMI distributions. This analysis provides updated prevalence estimates from the most recent complete NHANES cycle with pre-pandemic data, serving as a baseline for comparison with post-pandemic metabolic trends. The objective of this study was to quantify the association between BMI category (normal weight, overweight, obese) and diabetes prevalence in the NHANES 2017-2018 cycle, adjusted for age, sex, race/ethnicity, and education level.</w:t>
+        <w:t xml:space="preserve">The National Health and Nutrition Examination Survey (NHANES) measures height and weight</w:t>
+      </w:r>
+      <w:r>
+        <w:t xml:space="preserve"> </w:t>
+      </w:r>
+      <w:r>
+        <w:t xml:space="preserve">directly in a mobile examination center, allowing obesity to be defined from a measured body</w:t>
+      </w:r>
+      <w:r>
+        <w:t xml:space="preserve"> </w:t>
+      </w:r>
+      <w:r>
+        <w:t xml:space="preserve">mass index (BMI) rather than from self-report. Using the 2017-2018 NHANES cycle, we</w:t>
+      </w:r>
+      <w:r>
+        <w:t xml:space="preserve"> </w:t>
+      </w:r>
+      <w:r>
+        <w:t xml:space="preserve">quantified the weighted prevalence of obesity and diabetes in U.S. adults and estimated the</w:t>
+      </w:r>
+      <w:r>
+        <w:t xml:space="preserve"> </w:t>
+      </w:r>
+      <w:r>
+        <w:t xml:space="preserve">demographically adjusted association between obesity and self-reported diabetes. We treat the</w:t>
+      </w:r>
+      <w:r>
+        <w:t xml:space="preserve"> </w:t>
+      </w:r>
+      <w:r>
+        <w:t xml:space="preserve">result as an association, consistent with the cross-sectional design.</w:t>
       </w:r>
     </w:p>
     <w:bookmarkEnd w:id="10"/>
@@ -212,16 +696,20 @@
         <w:pStyle w:val="Heading2"/>
       </w:pPr>
       <w:r>
-        <w:t xml:space="preserve">Methods</w:t>
-      </w:r>
-    </w:p>
-    <w:bookmarkStart w:id="11" w:name="study-design-and-population"/>
+        <w:rPr>
+          <w:b/>
+          <w:bCs/>
+        </w:rPr>
+        <w:t xml:space="preserve">METHODS</w:t>
+      </w:r>
+    </w:p>
+    <w:bookmarkStart w:id="11" w:name="study-design-and-data-source"/>
     <w:p>
       <w:pPr>
         <w:pStyle w:val="Heading3"/>
       </w:pPr>
       <w:r>
-        <w:t xml:space="preserve">Study Design and Population</w:t>
+        <w:t xml:space="preserve">Study design and data source</w:t>
       </w:r>
     </w:p>
     <w:p>
@@ -229,16 +717,103 @@
         <w:pStyle w:val="FirstParagraph"/>
       </w:pPr>
       <w:r>
-        <w:t xml:space="preserve">This was a cross-sectional analysis of the NHANES 2017-2018 cycle, a nationally representative survey conducted by the National Center for Health Statistics (NCHS) using a complex, multistage, stratified probability sampling design. The study included non-institutionalized civilian adults aged 20 years and older with available body mass index (BMI) and glycated hemoglobin (HbA1c) measurements. Participants classified as underweight (BMI &lt; 18.5 kg/m², n = 74) were excluded to avoid confounding from illness-related weight loss, which may independently affect glycemic status, yielding an analytic sample of 4,866 participants.</w:t>
+        <w:t xml:space="preserve">This was a cross-sectional analysis of the NHANES 2017-2018 cycle, a nationally</w:t>
+      </w:r>
+      <w:r>
+        <w:t xml:space="preserve"> </w:t>
+      </w:r>
+      <w:r>
+        <w:t xml:space="preserve">representative survey of the civilian, non-institutionalized U.S. population conducted with a</w:t>
+      </w:r>
+      <w:r>
+        <w:t xml:space="preserve"> </w:t>
+      </w:r>
+      <w:r>
+        <w:t xml:space="preserve">stratified, multistage probability sampling design. NHANES is a publicly available,</w:t>
+      </w:r>
+      <w:r>
+        <w:t xml:space="preserve"> </w:t>
+      </w:r>
+      <w:r>
+        <w:t xml:space="preserve">de-identified data resource; no additional ethical approval was required for this secondary</w:t>
+      </w:r>
+      <w:r>
+        <w:t xml:space="preserve"> </w:t>
+      </w:r>
+      <w:r>
+        <w:t xml:space="preserve">analysis. Reporting follows the STROBE recommendations for cross-sectional studies.</w:t>
       </w:r>
     </w:p>
     <w:bookmarkEnd w:id="11"/>
-    <w:bookmarkStart w:id="12" w:name="variables"/>
+    <w:bookmarkStart w:id="12" w:name="study-population"/>
     <w:p>
       <w:pPr>
         <w:pStyle w:val="Heading3"/>
       </w:pPr>
       <w:r>
+        <w:t xml:space="preserve">Study population</w:t>
+      </w:r>
+    </w:p>
+    <w:p>
+      <w:pPr>
+        <w:pStyle w:val="FirstParagraph"/>
+      </w:pPr>
+      <w:r>
+        <w:t xml:space="preserve">Eligible participants were adults who met all of the following criteria: (1) age 20 years or</w:t>
+      </w:r>
+      <w:r>
+        <w:t xml:space="preserve"> </w:t>
+      </w:r>
+      <w:r>
+        <w:t xml:space="preserve">older; (2) a non-missing measured BMI; (3) a valid self-reported diabetes status (a response</w:t>
+      </w:r>
+      <w:r>
+        <w:t xml:space="preserve"> </w:t>
+      </w:r>
+      <w:r>
+        <w:t xml:space="preserve">of</w:t>
+      </w:r>
+      <w:r>
+        <w:t xml:space="preserve"> </w:t>
+      </w:r>
+      <w:r>
+        <w:t xml:space="preserve">“yes”</w:t>
+      </w:r>
+      <w:r>
+        <w:t xml:space="preserve"> </w:t>
+      </w:r>
+      <w:r>
+        <w:t xml:space="preserve">or</w:t>
+      </w:r>
+      <w:r>
+        <w:t xml:space="preserve"> </w:t>
+      </w:r>
+      <w:r>
+        <w:t xml:space="preserve">“no”</w:t>
+      </w:r>
+      <w:r>
+        <w:t xml:space="preserve">); and (4) a positive mobile examination center (MEC) examination weight.</w:t>
+      </w:r>
+      <w:r>
+        <w:t xml:space="preserve"> </w:t>
+      </w:r>
+      <w:r>
+        <w:t xml:space="preserve">Participants with a borderline, refused, or unknown diabetes status, with a missing BMI, or</w:t>
+      </w:r>
+      <w:r>
+        <w:t xml:space="preserve"> </w:t>
+      </w:r>
+      <w:r>
+        <w:t xml:space="preserve">younger than 20 years were excluded.</w:t>
+      </w:r>
+    </w:p>
+    <w:bookmarkEnd w:id="12"/>
+    <w:bookmarkStart w:id="13" w:name="variables"/>
+    <w:p>
+      <w:pPr>
+        <w:pStyle w:val="Heading3"/>
+      </w:pPr>
+      <w:r>
         <w:t xml:space="preserve">Variables</w:t>
       </w:r>
     </w:p>
@@ -247,7 +822,85 @@
         <w:pStyle w:val="FirstParagraph"/>
       </w:pPr>
       <w:r>
-        <w:t xml:space="preserve">BMI was categorized as normal weight (18.5-24.9 kg/m2), overweight (25.0-29.9 kg/m2), and obese (30.0 kg/m2 or higher) according to World Health Organization criteria. The primary outcome was diabetes, defined as HbA1c of 6.5% or higher, consistent with American Diabetes Association diagnostic criteria. Glycemic status was additionally classified as normal (HbA1c &lt; 5.7%), prediabetes (5.7%-6.4%), and diabetes (6.5% or higher).</w:t>
+        <w:t xml:space="preserve">The exposure was obesity, defined as a measured BMI of 30 kg/m^2 or higher (versus less than</w:t>
+      </w:r>
+      <w:r>
+        <w:t xml:space="preserve"> </w:t>
+      </w:r>
+      <w:r>
+        <w:t xml:space="preserve">30 kg/m^2). The primary outcome was self-reported physician-diagnosed diabetes. Covariates</w:t>
+      </w:r>
+      <w:r>
+        <w:t xml:space="preserve"> </w:t>
+      </w:r>
+      <w:r>
+        <w:t xml:space="preserve">were age (continuous, years), sex (male or female), and race/ethnicity (Mexican American,</w:t>
+      </w:r>
+      <w:r>
+        <w:t xml:space="preserve"> </w:t>
+      </w:r>
+      <w:r>
+        <w:t xml:space="preserve">other Hispanic, non-Hispanic White, non-Hispanic Black, non-Hispanic Asian, and</w:t>
+      </w:r>
+      <w:r>
+        <w:t xml:space="preserve"> </w:t>
+      </w:r>
+      <w:r>
+        <w:t xml:space="preserve">other/multiracial, with non-Hispanic White as the reference). For a sensitivity definition of</w:t>
+      </w:r>
+      <w:r>
+        <w:t xml:space="preserve"> </w:t>
+      </w:r>
+      <w:r>
+        <w:t xml:space="preserve">diabetes, we used glycohemoglobin (HbA1c) of 6.5% or higher among participants with an</w:t>
+      </w:r>
+      <w:r>
+        <w:t xml:space="preserve"> </w:t>
+      </w:r>
+      <w:r>
+        <w:t xml:space="preserve">available HbA1c measurement.</w:t>
+      </w:r>
+    </w:p>
+    <w:bookmarkEnd w:id="13"/>
+    <w:bookmarkStart w:id="14" w:name="statistical-analysis"/>
+    <w:p>
+      <w:pPr>
+        <w:pStyle w:val="Heading3"/>
+      </w:pPr>
+      <w:r>
+        <w:t xml:space="preserve">Statistical analysis</w:t>
+      </w:r>
+    </w:p>
+    <w:p>
+      <w:pPr>
+        <w:pStyle w:val="FirstParagraph"/>
+      </w:pPr>
+      <w:r>
+        <w:t xml:space="preserve">All analyses incorporated the NHANES complex survey design: the MEC examination weight as the</w:t>
+      </w:r>
+      <w:r>
+        <w:t xml:space="preserve"> </w:t>
+      </w:r>
+      <w:r>
+        <w:t xml:space="preserve">sampling weight, the design stratum as the stratification variable, and the masked variance</w:t>
+      </w:r>
+      <w:r>
+        <w:t xml:space="preserve"> </w:t>
+      </w:r>
+      <w:r>
+        <w:t xml:space="preserve">pseudo-primary sampling unit as the cluster, with nesting of clusters within strata. Variance</w:t>
+      </w:r>
+      <w:r>
+        <w:t xml:space="preserve"> </w:t>
+      </w:r>
+      <w:r>
+        <w:t xml:space="preserve">was estimated by Taylor-series linearization, yielding 15 design degrees of freedom for the</w:t>
+      </w:r>
+      <w:r>
+        <w:t xml:space="preserve"> </w:t>
+      </w:r>
+      <w:r>
+        <w:t xml:space="preserve">single two-year cycle, which was used as supplied without multi-cycle re-weighting.</w:t>
       </w:r>
     </w:p>
     <w:p>
@@ -255,25 +908,43 @@
         <w:pStyle w:val="BodyText"/>
       </w:pPr>
       <w:r>
-        <w:t xml:space="preserve">Covariates included age (continuous, in years), sex (male, female), race/ethnicity (non-Hispanic White, non-Hispanic Black, non-Hispanic Asian, Mexican American, other Hispanic, other/multi-racial), and education level (less than high school, high school graduate/GED, some college/associate degree, college graduate or above).</w:t>
-      </w:r>
-    </w:p>
-    <w:bookmarkEnd w:id="12"/>
-    <w:bookmarkStart w:id="13" w:name="statistical-analysis"/>
-    <w:p>
-      <w:pPr>
-        <w:pStyle w:val="Heading3"/>
-      </w:pPr>
-      <w:r>
-        <w:t xml:space="preserve">Statistical Analysis</w:t>
-      </w:r>
-    </w:p>
-    <w:p>
-      <w:pPr>
-        <w:pStyle w:val="FirstParagraph"/>
-      </w:pPr>
-      <w:r>
-        <w:t xml:space="preserve">Baseline characteristics were compared across BMI categories using one-way ANOVA for continuous variables and chi-square tests for categorical variables. Diabetes prevalence with 95% Wilson confidence intervals was calculated for each BMI category.</w:t>
+        <w:t xml:space="preserve">Weighted prevalences of obesity and diabetes were estimated with 95% confidence intervals</w:t>
+      </w:r>
+      <w:r>
+        <w:t xml:space="preserve"> </w:t>
+      </w:r>
+      <w:r>
+        <w:t xml:space="preserve">(CIs). A weighted Table 1 described participant characteristics by diabetes status. A</w:t>
+      </w:r>
+      <w:r>
+        <w:t xml:space="preserve"> </w:t>
+      </w:r>
+      <w:r>
+        <w:t xml:space="preserve">survey-weighted logistic regression model estimated the adjusted odds ratio (aOR) for obesity</w:t>
+      </w:r>
+      <w:r>
+        <w:t xml:space="preserve"> </w:t>
+      </w:r>
+      <w:r>
+        <w:t xml:space="preserve">with respect to diabetes, adjusting for age, sex, and race/ethnicity. The sensitivity</w:t>
+      </w:r>
+      <w:r>
+        <w:t xml:space="preserve"> </w:t>
+      </w:r>
+      <w:r>
+        <w:t xml:space="preserve">analysis repeated the model with the HbA1c-based outcome among participants with an available</w:t>
+      </w:r>
+      <w:r>
+        <w:t xml:space="preserve"> </w:t>
+      </w:r>
+      <w:r>
+        <w:t xml:space="preserve">HbA1c value. A two-sided p value below 0.05 was considered statistically significant.</w:t>
+      </w:r>
+      <w:r>
+        <w:t xml:space="preserve"> </w:t>
+      </w:r>
+      <w:r>
+        <w:t xml:space="preserve">Analyses were performed in R using the survey package.</w:t>
       </w:r>
     </w:p>
     <w:p>
@@ -281,53 +952,49 @@
         <w:pStyle w:val="BodyText"/>
       </w:pPr>
       <w:r>
-        <w:t xml:space="preserve">Multivariable logistic regression was performed using two models. Model 1 (unadjusted) included BMI category alone. Model 2 (adjusted) additionally included age, sex, race/ethnicity (with non-Hispanic White as the reference), and education level (with college graduate or above as the reference). Survey examination weights were incorporated using frequency-weight normalization (weights rescaled so that the sum equaled the analytic sample size) to preserve point estimates while yielding confidence intervals based on the actual sample size rather than an inflated pseudo-population.</w:t>
-      </w:r>
-    </w:p>
-    <w:p>
-      <w:pPr>
-        <w:pStyle w:val="BodyText"/>
-      </w:pPr>
-      <w:r>
-        <w:t xml:space="preserve">All analyses were performed in Python 3.14 using numpy (2.4.3), pandas (2.3.3), scipy (1.17.1), and statsmodels (0.14.6). The significance level was set at two-sided alpha = 0.05. This study was reported according to the Strengthening the Reporting of Observational Studies in Epidemiology (STROBE) guidelines.</w:t>
-      </w:r>
-    </w:p>
-    <w:bookmarkEnd w:id="13"/>
-    <w:bookmarkStart w:id="14" w:name="ethical-considerations"/>
-    <w:p>
-      <w:pPr>
-        <w:pStyle w:val="Heading3"/>
-      </w:pPr>
-      <w:r>
-        <w:t xml:space="preserve">Ethical Considerations</w:t>
-      </w:r>
-    </w:p>
-    <w:p>
-      <w:pPr>
-        <w:pStyle w:val="FirstParagraph"/>
-      </w:pPr>
-      <w:r>
-        <w:t xml:space="preserve">NHANES protocols were approved by the NCHS Research Ethics Review Board, and all participants provided written informed consent. The present analysis used de-identified publicly available data and was exempt from additional institutional review board approval.</w:t>
+        <w:t xml:space="preserve">The authors used a large language model (Claude Opus 4.8, Anthropic, accessed via the</w:t>
+      </w:r>
+      <w:r>
+        <w:t xml:space="preserve"> </w:t>
+      </w:r>
+      <w:r>
+        <w:t xml:space="preserve">programmatic API in June 2026) to assist with drafting and consistency checking of the</w:t>
+      </w:r>
+      <w:r>
+        <w:t xml:space="preserve"> </w:t>
+      </w:r>
+      <w:r>
+        <w:t xml:space="preserve">manuscript text; all statistical results were generated by executed analysis code, and all</w:t>
+      </w:r>
+      <w:r>
+        <w:t xml:space="preserve"> </w:t>
+      </w:r>
+      <w:r>
+        <w:t xml:space="preserve">text was reviewed and approved by the authors, who take responsibility for the work.</w:t>
       </w:r>
     </w:p>
     <w:bookmarkEnd w:id="14"/>
     <w:bookmarkEnd w:id="15"/>
-    <w:bookmarkStart w:id="19" w:name="results"/>
+    <w:bookmarkStart w:id="20" w:name="results"/>
     <w:p>
       <w:pPr>
         <w:pStyle w:val="Heading2"/>
       </w:pPr>
       <w:r>
-        <w:t xml:space="preserve">Results</w:t>
-      </w:r>
-    </w:p>
-    <w:bookmarkStart w:id="16" w:name="participant-characteristics"/>
+        <w:rPr>
+          <w:b/>
+          <w:bCs/>
+        </w:rPr>
+        <w:t xml:space="preserve">RESULTS</w:t>
+      </w:r>
+    </w:p>
+    <w:bookmarkStart w:id="16" w:name="participants"/>
     <w:p>
       <w:pPr>
         <w:pStyle w:val="Heading3"/>
       </w:pPr>
       <w:r>
-        <w:t xml:space="preserve">Participant Characteristics</w:t>
+        <w:t xml:space="preserve">Participants</w:t>
       </w:r>
     </w:p>
     <w:p>
@@ -335,7 +1002,216 @@
         <w:pStyle w:val="FirstParagraph"/>
       </w:pPr>
       <w:r>
-        <w:t xml:space="preserve">Of 9,254 NHANES 2017-2018 participants, 4,940 adults aged 20 years and older had complete BMI and HbA1c measurements. After excluding 74 underweight participants (BMI &lt; 18.5 kg/m²) and 4,240 participants with incomplete BMI or HbA1c data, 4,866 were included in the complete-case analysis (Figure 1). Among these, 1,189 (24.4%) had normal BMI, 1,593 (32.7%) were overweight, and 2,084 (42.8%) were obese. The mean age was 51.5 years (SD 17.6), and 51.9% were female. Non-Hispanic White participants comprised 34.7% of the sample, followed by non-Hispanic Black (22.9%) and non-Hispanic Asian (14.1%) participants (Table 1).</w:t>
+        <w:t xml:space="preserve">Of 9,254 NHANES 2017-2018 participants, 3,685 were excluded for being younger than 20 years,</w:t>
+      </w:r>
+      <w:r>
+        <w:t xml:space="preserve"> </w:t>
+      </w:r>
+      <w:r>
+        <w:t xml:space="preserve">394 for a missing measured BMI, and 165 for a borderline, refused, or unknown diabetes</w:t>
+      </w:r>
+      <w:r>
+        <w:t xml:space="preserve"> </w:t>
+      </w:r>
+      <w:r>
+        <w:t xml:space="preserve">status; no eligible participant had a non-positive examination weight. The final analytic</w:t>
+      </w:r>
+      <w:r>
+        <w:t xml:space="preserve"> </w:t>
+      </w:r>
+      <w:r>
+        <w:t xml:space="preserve">sample comprised 5,010 adults, of whom 2,090 (41.7%) were classified as obese on unweighted</w:t>
+      </w:r>
+      <w:r>
+        <w:t xml:space="preserve"> </w:t>
+      </w:r>
+      <w:r>
+        <w:t xml:space="preserve">counts and 2,920 as non-obese (Figure 1).</w:t>
+      </w:r>
+    </w:p>
+    <w:bookmarkEnd w:id="16"/>
+    <w:bookmarkStart w:id="17" w:name="weighted-prevalence"/>
+    <w:p>
+      <w:pPr>
+        <w:pStyle w:val="Heading3"/>
+      </w:pPr>
+      <w:r>
+        <w:t xml:space="preserve">Weighted prevalence</w:t>
+      </w:r>
+    </w:p>
+    <w:p>
+      <w:pPr>
+        <w:pStyle w:val="FirstParagraph"/>
+      </w:pPr>
+      <w:r>
+        <w:t xml:space="preserve">The weighted prevalence of diabetes was 11.7% (95% CI, 10.6-12.8), and the weighted</w:t>
+      </w:r>
+      <w:r>
+        <w:t xml:space="preserve"> </w:t>
+      </w:r>
+      <w:r>
+        <w:t xml:space="preserve">prevalence of obesity was 42.3% (95% CI, 38.9-45.7). Adults with diabetes were older than</w:t>
+      </w:r>
+      <w:r>
+        <w:t xml:space="preserve"> </w:t>
+      </w:r>
+      <w:r>
+        <w:t xml:space="preserve">adults without diabetes (weighted mean age 61.6 versus 46.2 years) and had a higher mean BMI</w:t>
+      </w:r>
+      <w:r>
+        <w:t xml:space="preserve"> </w:t>
+      </w:r>
+      <w:r>
+        <w:t xml:space="preserve">(33.3 versus 29.3 kg/m^2) (Table 1). The weighted prevalence of diabetes was 7.6% among</w:t>
+      </w:r>
+      <w:r>
+        <w:t xml:space="preserve"> </w:t>
+      </w:r>
+      <w:r>
+        <w:t xml:space="preserve">non-obese adults and 17.3% among adults with obesity.</w:t>
+      </w:r>
+    </w:p>
+    <w:bookmarkEnd w:id="17"/>
+    <w:bookmarkStart w:id="18" w:name="association-between-obesity-and-diabetes"/>
+    <w:p>
+      <w:pPr>
+        <w:pStyle w:val="Heading3"/>
+      </w:pPr>
+      <w:r>
+        <w:t xml:space="preserve">Association between obesity and diabetes</w:t>
+      </w:r>
+    </w:p>
+    <w:p>
+      <w:pPr>
+        <w:pStyle w:val="FirstParagraph"/>
+      </w:pPr>
+      <w:r>
+        <w:t xml:space="preserve">In the survey-weighted logistic regression model, obesity was associated with self-reported</w:t>
+      </w:r>
+      <w:r>
+        <w:t xml:space="preserve"> </w:t>
+      </w:r>
+      <w:r>
+        <w:t xml:space="preserve">diabetes (aOR 3.03; 95% CI, 2.29-4.02; p &lt; 0.001) after adjustment for age, sex, and</w:t>
+      </w:r>
+      <w:r>
+        <w:t xml:space="preserve"> </w:t>
+      </w:r>
+      <w:r>
+        <w:t xml:space="preserve">race/ethnicity (Table 2, Figure 2). Older age was also associated with diabetes (aOR 1.07 per</w:t>
+      </w:r>
+      <w:r>
+        <w:t xml:space="preserve"> </w:t>
+      </w:r>
+      <w:r>
+        <w:t xml:space="preserve">year; 95% CI, 1.06-1.08; p &lt; 0.001), and female sex was associated with lower odds (aOR 0.66;</w:t>
+      </w:r>
+      <w:r>
+        <w:t xml:space="preserve"> </w:t>
+      </w:r>
+      <w:r>
+        <w:t xml:space="preserve">95% CI, 0.47-0.92; p = 0.046). Relative to non-Hispanic White adults, higher odds were</w:t>
+      </w:r>
+      <w:r>
+        <w:t xml:space="preserve"> </w:t>
+      </w:r>
+      <w:r>
+        <w:t xml:space="preserve">observed for non-Hispanic Asian (aOR 2.39; 95% CI, 1.53-3.75), other/multiracial (aOR 1.95;</w:t>
+      </w:r>
+      <w:r>
+        <w:t xml:space="preserve"> </w:t>
+      </w:r>
+      <w:r>
+        <w:t xml:space="preserve">95% CI, 1.37-2.77), and Mexican American (aOR 1.68; 95% CI, 1.17-2.41) adults.</w:t>
+      </w:r>
+    </w:p>
+    <w:bookmarkEnd w:id="18"/>
+    <w:bookmarkStart w:id="19" w:name="sensitivity-analysis"/>
+    <w:p>
+      <w:pPr>
+        <w:pStyle w:val="Heading3"/>
+      </w:pPr>
+      <w:r>
+        <w:t xml:space="preserve">Sensitivity analysis</w:t>
+      </w:r>
+    </w:p>
+    <w:p>
+      <w:pPr>
+        <w:pStyle w:val="FirstParagraph"/>
+      </w:pPr>
+      <w:r>
+        <w:t xml:space="preserve">Among the 4,779 participants with an available HbA1c measurement, the weighted prevalence of</w:t>
+      </w:r>
+      <w:r>
+        <w:t xml:space="preserve"> </w:t>
+      </w:r>
+      <w:r>
+        <w:t xml:space="preserve">an HbA1c of 6.5% or higher was 9.8% (95% CI, 8.8-10.8). Using this laboratory-based outcome,</w:t>
+      </w:r>
+      <w:r>
+        <w:t xml:space="preserve"> </w:t>
+      </w:r>
+      <w:r>
+        <w:t xml:space="preserve">the adjusted association with obesity was concordant with the primary analysis (aOR 2.95; 95%</w:t>
+      </w:r>
+      <w:r>
+        <w:t xml:space="preserve"> </w:t>
+      </w:r>
+      <w:r>
+        <w:t xml:space="preserve">CI, 2.18-3.98).</w:t>
+      </w:r>
+    </w:p>
+    <w:bookmarkEnd w:id="19"/>
+    <w:bookmarkEnd w:id="20"/>
+    <w:bookmarkStart w:id="21" w:name="discussion"/>
+    <w:p>
+      <w:pPr>
+        <w:pStyle w:val="Heading2"/>
+      </w:pPr>
+      <w:r>
+        <w:rPr>
+          <w:b/>
+          <w:bCs/>
+        </w:rPr>
+        <w:t xml:space="preserve">DISCUSSION</w:t>
+      </w:r>
+    </w:p>
+    <w:p>
+      <w:pPr>
+        <w:pStyle w:val="FirstParagraph"/>
+      </w:pPr>
+      <w:r>
+        <w:t xml:space="preserve">In a nationally representative cross-sectional sample of U.S. adults, obesity was associated</w:t>
+      </w:r>
+      <w:r>
+        <w:t xml:space="preserve"> </w:t>
+      </w:r>
+      <w:r>
+        <w:t xml:space="preserve">with roughly three-fold higher odds of self-reported diabetes after adjustment for age, sex,</w:t>
+      </w:r>
+      <w:r>
+        <w:t xml:space="preserve"> </w:t>
+      </w:r>
+      <w:r>
+        <w:t xml:space="preserve">and race/ethnicity. The association was consistent when diabetes was defined from measured</w:t>
+      </w:r>
+      <w:r>
+        <w:t xml:space="preserve"> </w:t>
+      </w:r>
+      <w:r>
+        <w:t xml:space="preserve">glycohemoglobin rather than self-report, which argues against the result being an artifact of</w:t>
+      </w:r>
+      <w:r>
+        <w:t xml:space="preserve"> </w:t>
+      </w:r>
+      <w:r>
+        <w:t xml:space="preserve">self-report alone. The weighted prevalences of obesity (42.3%) and diabetes (11.7%) are</w:t>
+      </w:r>
+      <w:r>
+        <w:t xml:space="preserve"> </w:t>
+      </w:r>
+      <w:r>
+        <w:t xml:space="preserve">consistent with the high population burden of metabolic disease in U.S. adults [UNVERIFIED].</w:t>
       </w:r>
     </w:p>
     <w:p>
@@ -343,17 +1219,193 @@
         <w:pStyle w:val="BodyText"/>
       </w:pPr>
       <w:r>
-        <w:t xml:space="preserve">BMI categories differed significantly in age (p &lt; 0.001), sex distribution (p &lt; 0.001), and racial/ethnic composition (p &lt; 0.001). Mean BMI ranged from 22.4 kg/m2 (SD 1.7) in the normal group to 36.5 kg/m2 (SD 6.3) in the obese group.</w:t>
-      </w:r>
-    </w:p>
-    <w:bookmarkEnd w:id="16"/>
-    <w:bookmarkStart w:id="17" w:name="diabetes-prevalence"/>
-    <w:p>
-      <w:pPr>
-        <w:pStyle w:val="Heading3"/>
-      </w:pPr>
-      <w:r>
-        <w:t xml:space="preserve">Diabetes Prevalence</w:t>
+        <w:t xml:space="preserve">These findings illustrate the practical importance of carrying the complex survey design into</w:t>
+      </w:r>
+      <w:r>
+        <w:t xml:space="preserve"> </w:t>
+      </w:r>
+      <w:r>
+        <w:t xml:space="preserve">the analysis. The point estimates were weighted to the U.S. adult population, and the</w:t>
+      </w:r>
+      <w:r>
+        <w:t xml:space="preserve"> </w:t>
+      </w:r>
+      <w:r>
+        <w:t xml:space="preserve">confidence intervals reflect the stratified, clustered sampling through Taylor-series</w:t>
+      </w:r>
+      <w:r>
+        <w:t xml:space="preserve"> </w:t>
+      </w:r>
+      <w:r>
+        <w:t xml:space="preserve">linearization rather than treating the sample as a simple random draw [UNVERIFIED]. The</w:t>
+      </w:r>
+      <w:r>
+        <w:t xml:space="preserve"> </w:t>
+      </w:r>
+      <w:r>
+        <w:t xml:space="preserve">single two-year cycle was used with its supplied examination weight, which is appropriate</w:t>
+      </w:r>
+      <w:r>
+        <w:t xml:space="preserve"> </w:t>
+      </w:r>
+      <w:r>
+        <w:t xml:space="preserve">when only one cycle is analyzed and avoids the re-weighting that combining adjacent cycles</w:t>
+      </w:r>
+      <w:r>
+        <w:t xml:space="preserve"> </w:t>
+      </w:r>
+      <w:r>
+        <w:t xml:space="preserve">would require [UNVERIFIED]. The demographic covariates behaved as expected, with age strongly</w:t>
+      </w:r>
+      <w:r>
+        <w:t xml:space="preserve"> </w:t>
+      </w:r>
+      <w:r>
+        <w:t xml:space="preserve">associated with diabetes, underscoring that the obesity association is not explained by the</w:t>
+      </w:r>
+      <w:r>
+        <w:t xml:space="preserve"> </w:t>
+      </w:r>
+      <w:r>
+        <w:t xml:space="preserve">age structure of the obese group.</w:t>
+      </w:r>
+    </w:p>
+    <w:p>
+      <w:pPr>
+        <w:pStyle w:val="BodyText"/>
+      </w:pPr>
+      <w:r>
+        <w:t xml:space="preserve">The magnitude of the obesity association is consistent with the observed contrast in weighted</w:t>
+      </w:r>
+      <w:r>
+        <w:t xml:space="preserve"> </w:t>
+      </w:r>
+      <w:r>
+        <w:t xml:space="preserve">prevalence: diabetes was reported by 7.6% of non-obese adults and 17.3% of adults with</w:t>
+      </w:r>
+      <w:r>
+        <w:t xml:space="preserve"> </w:t>
+      </w:r>
+      <w:r>
+        <w:t xml:space="preserve">obesity, a gradient that persisted after adjustment. The pattern across race/ethnicity</w:t>
+      </w:r>
+      <w:r>
+        <w:t xml:space="preserve"> </w:t>
+      </w:r>
+      <w:r>
+        <w:t xml:space="preserve">groups, with higher adjusted odds among several minority groups relative to non-Hispanic</w:t>
+      </w:r>
+      <w:r>
+        <w:t xml:space="preserve"> </w:t>
+      </w:r>
+      <w:r>
+        <w:t xml:space="preserve">White adults, is also broadly in keeping with documented disparities in metabolic disease</w:t>
+      </w:r>
+      <w:r>
+        <w:t xml:space="preserve"> </w:t>
+      </w:r>
+      <w:r>
+        <w:t xml:space="preserve">[UNVERIFIED]; we report these covariate estimates descriptively and do not interpret them as</w:t>
+      </w:r>
+      <w:r>
+        <w:t xml:space="preserve"> </w:t>
+      </w:r>
+      <w:r>
+        <w:t xml:space="preserve">the study’s primary question. The concordance between the self-report and HbA1c-based outcomes</w:t>
+      </w:r>
+      <w:r>
+        <w:t xml:space="preserve"> </w:t>
+      </w:r>
+      <w:r>
+        <w:t xml:space="preserve">strengthens confidence that the obesity-diabetes association is not an artifact of how the</w:t>
+      </w:r>
+      <w:r>
+        <w:t xml:space="preserve"> </w:t>
+      </w:r>
+      <w:r>
+        <w:t xml:space="preserve">outcome was ascertained, although the two definitions are not interchangeable and identify</w:t>
+      </w:r>
+      <w:r>
+        <w:t xml:space="preserve"> </w:t>
+      </w:r>
+      <w:r>
+        <w:t xml:space="preserve">overlapping but distinct groups.</w:t>
+      </w:r>
+    </w:p>
+    <w:p>
+      <w:pPr>
+        <w:pStyle w:val="BodyText"/>
+      </w:pPr>
+      <w:r>
+        <w:t xml:space="preserve">Several limitations apply. First, and most importantly, the design is cross-sectional:</w:t>
+      </w:r>
+      <w:r>
+        <w:t xml:space="preserve"> </w:t>
+      </w:r>
+      <w:r>
+        <w:t xml:space="preserve">obesity and diabetes were ascertained at the same examination, so the analysis describes an</w:t>
+      </w:r>
+      <w:r>
+        <w:t xml:space="preserve"> </w:t>
+      </w:r>
+      <w:r>
+        <w:t xml:space="preserve">association and cannot establish temporal order or causation. We therefore frame the result as</w:t>
+      </w:r>
+      <w:r>
+        <w:t xml:space="preserve"> </w:t>
+      </w:r>
+      <w:r>
+        <w:t xml:space="preserve">an association only and draw no inference about disease onset over time, which a single-visit</w:t>
+      </w:r>
+      <w:r>
+        <w:t xml:space="preserve"> </w:t>
+      </w:r>
+      <w:r>
+        <w:t xml:space="preserve">design cannot address. Second, the</w:t>
+      </w:r>
+      <w:r>
+        <w:t xml:space="preserve"> </w:t>
+      </w:r>
+      <w:r>
+        <w:t xml:space="preserve">primary outcome relied on self-reported physician diagnosis, which can misclassify</w:t>
+      </w:r>
+      <w:r>
+        <w:t xml:space="preserve"> </w:t>
+      </w:r>
+      <w:r>
+        <w:t xml:space="preserve">undiagnosed diabetes; the concordant HbA1c-based sensitivity analysis partly mitigates but</w:t>
+      </w:r>
+      <w:r>
+        <w:t xml:space="preserve"> </w:t>
+      </w:r>
+      <w:r>
+        <w:t xml:space="preserve">does not eliminate this concern. Third, obesity was defined by a single BMI threshold, which</w:t>
+      </w:r>
+      <w:r>
+        <w:t xml:space="preserve"> </w:t>
+      </w:r>
+      <w:r>
+        <w:t xml:space="preserve">does not capture body-fat distribution. Fourth, residual confounding by unmeasured factors</w:t>
+      </w:r>
+      <w:r>
+        <w:t xml:space="preserve"> </w:t>
+      </w:r>
+      <w:r>
+        <w:t xml:space="preserve">(diet, physical activity, socioeconomic position) is likely and was not addressed.</w:t>
+      </w:r>
+    </w:p>
+    <w:bookmarkEnd w:id="21"/>
+    <w:bookmarkStart w:id="22" w:name="conclusion"/>
+    <w:p>
+      <w:pPr>
+        <w:pStyle w:val="Heading2"/>
+      </w:pPr>
+      <w:r>
+        <w:rPr>
+          <w:b/>
+          <w:bCs/>
+        </w:rPr>
+        <w:t xml:space="preserve">CONCLUSION</w:t>
       </w:r>
     </w:p>
     <w:p>
@@ -361,7 +1413,65 @@
         <w:pStyle w:val="FirstParagraph"/>
       </w:pPr>
       <w:r>
-        <w:t xml:space="preserve">Overall diabetes prevalence was 14.9% (724/4,866). Prevalence increased monotonically across BMI categories: 7.5% (95% CI: 6.1%-9.1%) in normal-weight, 13.9% (12.3%-15.7%) in overweight, and 19.9% (18.2%-21.6%) in obese participants (p &lt; 0.001). Survey-weighted prevalence estimates showed the same pattern: 4.1%, 8.8%, and 14.7% for normal, overweight, and obese groups, respectively (Figure 2).</w:t>
+        <w:t xml:space="preserve">In U.S. adults sampled by NHANES 2017-2018, obesity was strongly and independently associated</w:t>
+      </w:r>
+      <w:r>
+        <w:t xml:space="preserve"> </w:t>
+      </w:r>
+      <w:r>
+        <w:t xml:space="preserve">with diabetes in a survey-weighted analysis. Given the cross-sectional design, this is an</w:t>
+      </w:r>
+      <w:r>
+        <w:t xml:space="preserve"> </w:t>
+      </w:r>
+      <w:r>
+        <w:t xml:space="preserve">association rather than evidence of causation, and data collected at more than one time point</w:t>
+      </w:r>
+      <w:r>
+        <w:t xml:space="preserve"> </w:t>
+      </w:r>
+      <w:r>
+        <w:t xml:space="preserve">would be needed to address questions of temporality and disease onset.</w:t>
+      </w:r>
+    </w:p>
+    <w:bookmarkEnd w:id="22"/>
+    <w:bookmarkStart w:id="23" w:name="tables"/>
+    <w:p>
+      <w:pPr>
+        <w:pStyle w:val="Heading2"/>
+      </w:pPr>
+      <w:r>
+        <w:t xml:space="preserve">Tables</w:t>
+      </w:r>
+    </w:p>
+    <w:p>
+      <w:pPr>
+        <w:pStyle w:val="FirstParagraph"/>
+      </w:pPr>
+      <w:r>
+        <w:rPr>
+          <w:b/>
+          <w:bCs/>
+        </w:rPr>
+        <w:t xml:space="preserve">Table 1.</w:t>
+      </w:r>
+      <w:r>
+        <w:t xml:space="preserve"> </w:t>
+      </w:r>
+      <w:r>
+        <w:t xml:space="preserve">Weighted characteristics of NHANES 2017-2018 adults by diabetes status. See</w:t>
+      </w:r>
+      <w:r>
+        <w:t xml:space="preserve"> </w:t>
+      </w:r>
+      <w:r>
+        <w:rPr>
+          <w:rStyle w:val="VerbatimChar"/>
+        </w:rPr>
+        <w:t xml:space="preserve">analysis/tables/table1.csv</w:t>
+      </w:r>
+      <w:r>
+        <w:t xml:space="preserve">.</w:t>
       </w:r>
     </w:p>
     <w:p>
@@ -369,174 +1479,39 @@
         <w:pStyle w:val="BodyText"/>
       </w:pPr>
       <w:r>
-        <w:t xml:space="preserve">The distribution of glycemic status differed markedly across BMI categories (p &lt; 0.001). Among normal-weight participants, 68.0% had normal glycemic status, 24.5% had prediabetes, and 7.5% had diabetes. Among obese participants, these proportions were 44.7%, 35.5%, and 19.9%, respectively.</w:t>
-      </w:r>
-    </w:p>
-    <w:bookmarkEnd w:id="17"/>
-    <w:bookmarkStart w:id="18" w:name="association-between-bmi-and-diabetes"/>
-    <w:p>
-      <w:pPr>
-        <w:pStyle w:val="Heading3"/>
-      </w:pPr>
-      <w:r>
-        <w:t xml:space="preserve">Association Between BMI and Diabetes</w:t>
-      </w:r>
-    </w:p>
-    <w:p>
-      <w:pPr>
-        <w:pStyle w:val="FirstParagraph"/>
-      </w:pPr>
-      <w:r>
-        <w:t xml:space="preserve">In unadjusted logistic regression (Model 1), both overweight (OR 2.26, 95% CI: 1.61-3.16, p &lt; 0.001) and obesity (OR 4.05, 95% CI: 2.97-5.53, p &lt; 0.001) were associated with significantly higher odds of diabetes compared with normal weight.</w:t>
-      </w:r>
-    </w:p>
-    <w:p>
-      <w:pPr>
-        <w:pStyle w:val="BodyText"/>
-      </w:pPr>
-      <w:r>
-        <w:t xml:space="preserve">After adjustment for age, sex, race/ethnicity, and education (Model 2), the associations remained significant and were slightly strengthened for obesity: overweight (OR 2.06, 95% CI: 1.45-2.92, p &lt; 0.001) and obese (OR 4.50, 95% CI: 3.23-6.27, p &lt; 0.001) (Figure 3).</w:t>
-      </w:r>
-    </w:p>
-    <w:p>
-      <w:pPr>
-        <w:pStyle w:val="BodyText"/>
-      </w:pPr>
-      <w:r>
-        <w:t xml:space="preserve">Among covariates in the adjusted model, each additional year of age increased the odds of diabetes by 6% (OR 1.06, 95% CI: 1.05-1.06, p &lt; 0.001). Female sex was associated with 30% lower odds compared with male sex (OR 0.70, 95% CI: 0.57-0.85, p &lt; 0.001). Compared with non-Hispanic White participants, non-Hispanic Asian participants had the highest adjusted odds (OR 2.97, 95% CI: 1.98-4.44, p &lt; 0.001), followed by non-Hispanic Black (OR 1.84, 95% CI: 1.37-2.47, p &lt; 0.001) and Mexican American participants (OR 1.58, 95% CI: 1.10-2.26, p = 0.013).</w:t>
-      </w:r>
-    </w:p>
-    <w:p>
-      <w:pPr>
-        <w:pStyle w:val="BodyText"/>
-      </w:pPr>
-      <w:r>
-        <w:t xml:space="preserve">Subgroup analysis by age group revealed that diabetes prevalence increased with both age and BMI category. Among adults aged 60-79 years who were obese, diabetes prevalence reached 32.4%, compared with 14.9% among normal-weight adults in the same age group and 5.3% among obese adults aged 20-39 years (Figure 4).</w:t>
-      </w:r>
-    </w:p>
-    <w:bookmarkEnd w:id="18"/>
-    <w:bookmarkEnd w:id="19"/>
-    <w:bookmarkStart w:id="20" w:name="discussion"/>
-    <w:p>
-      <w:pPr>
-        <w:pStyle w:val="Heading2"/>
-      </w:pPr>
-      <w:r>
-        <w:t xml:space="preserve">Discussion</w:t>
-      </w:r>
-    </w:p>
-    <w:p>
-      <w:pPr>
-        <w:pStyle w:val="FirstParagraph"/>
-      </w:pPr>
-      <w:r>
-        <w:t xml:space="preserve">In this cross-sectional analysis of 4,866 US adults from NHANES 2017-2018, obesity was associated with a 4.5-fold increase in the odds of diabetes compared with normal weight after adjustment for age, sex, race/ethnicity, and education. This association demonstrated a clear dose-response pattern, with overweight conferring a twofold and obesity a fourfold increase in odds. Given the cross-sectional design, these associations should not be interpreted as causal relationships; nevertheless, the magnitude and consistency of these findings across subgroups reinforce obesity as the dominant modifiable risk factor for type 2 diabetes at the population level.</w:t>
-      </w:r>
-    </w:p>
-    <w:p>
-      <w:pPr>
-        <w:pStyle w:val="BodyText"/>
-      </w:pPr>
-      <w:r>
-        <w:t xml:space="preserve">The observed adjusted OR of 4.50 for obesity is consistent with prior analyses of earlier NHANES cycles and large prospective cohort studies. The slight increase in the obesity OR from unadjusted (4.05) to adjusted (4.50) models reflects negative confounding by age and race/ethnicity; younger and non-Hispanic White participants are both more likely to have normal weight and less likely to have diabetes, and adjusting for these variables unmasks the full BMI-diabetes association.</w:t>
-      </w:r>
-    </w:p>
-    <w:p>
-      <w:pPr>
-        <w:pStyle w:val="BodyText"/>
-      </w:pPr>
-      <w:r>
-        <w:t xml:space="preserve">The pronounced racial and ethnic disparities observed in this analysis warrant particular attention. Non-Hispanic Asian participants demonstrated the highest adjusted odds of diabetes (OR 2.97) despite having the lowest mean BMI and the highest proportion of normal-weight individuals (25.6%), consistent with the established understanding that Asian populations develop metabolic complications at lower BMI thresholds. This finding supports the World Health Organization recommendation to use lower BMI cut-points for defining overweight and obesity in Asian populations.</w:t>
-      </w:r>
-    </w:p>
-    <w:p>
-      <w:pPr>
-        <w:pStyle w:val="BodyText"/>
-      </w:pPr>
-      <w:r>
-        <w:t xml:space="preserve">Several limitations should be noted. First, the cross-sectional design precludes causal inference; the temporal relationship between obesity and diabetes onset cannot be established. Second, diabetes was defined using HbA1c alone (≥ 6.5%), which may underestimate true prevalence by missing individuals with controlled diabetes on medication or those with diabetes identified only by fasting glucose criteria. A sensitivity analysis using an expanded diabetes definition incorporating fasting plasma glucose ≥ 126 mg/dL and self-reported diabetes diagnosis was not performed. Such analysis would likely increase diabetes prevalence estimates and potentially attenuate odds ratios if the additional cases are more evenly distributed across BMI categories. Third, the analysis did not account for physical activity, dietary patterns, family history of diabetes, or duration of obesity, each of which may confound or modify the BMI-diabetes association. Fourth, although survey weights were applied for point estimates, the simplified variance estimation without Taylor series linearization may underestimate standard errors and produce narrower confidence intervals than appropriate for the complex survey design. Fifth, a complete-case analysis approach was used; of 9,254 total NHANES 2017-2018 participants, 4,314 (46.6%) were excluded due to age criteria, missing BMI or HbA1c data, or underweight status, which may introduce selection bias if missingness is related to the exposure or outcome. Sixth, this analysis applied standard WHO BMI thresholds uniformly across all racial/ethnic groups. Given that Asian populations develop metabolic complications at lower BMI thresholds, ethnicity-specific BMI cut-points may reveal differential obesity-diabetes associations not captured in this analysis.</w:t>
-      </w:r>
-    </w:p>
-    <w:p>
-      <w:pPr>
-        <w:pStyle w:val="BodyText"/>
-      </w:pPr>
-      <w:r>
-        <w:t xml:space="preserve">In conclusion, obesity was associated with a fourfold increase in diabetes prevalence in a nationally representative sample of US adults, with consistent associations across age, sex, and racial/ethnic subgroups. These population-level estimates support the prioritization of weight management as a cornerstone of diabetes prevention policy.</w:t>
-      </w:r>
-    </w:p>
-    <w:bookmarkEnd w:id="20"/>
-    <w:bookmarkStart w:id="21" w:name="references"/>
-    <w:p>
-      <w:pPr>
-        <w:pStyle w:val="Heading2"/>
-      </w:pPr>
-      <w:r>
-        <w:t xml:space="preserve">References</w:t>
-      </w:r>
-    </w:p>
-    <w:p>
-      <w:pPr>
-        <w:pStyle w:val="Compact"/>
-        <w:numPr>
-          <w:ilvl w:val="0"/>
-          <w:numId w:val="1001"/>
-        </w:numPr>
-      </w:pPr>
-      <w:r>
-        <w:t xml:space="preserve">Centers for Disease Control and Prevention. National Diabetes Statistics Report, 2022. Atlanta, GA: US Department of Health and Human Services; 2022. [UNVERIFIED - DEMO]</w:t>
-      </w:r>
-    </w:p>
-    <w:p>
-      <w:pPr>
-        <w:pStyle w:val="Compact"/>
-        <w:numPr>
-          <w:ilvl w:val="0"/>
-          <w:numId w:val="1001"/>
-        </w:numPr>
-      </w:pPr>
-      <w:r>
-        <w:t xml:space="preserve">American Diabetes Association. Economic costs of diabetes in the U.S. in 2017. Diabetes Care. 2018;41(5):917-928. [UNVERIFIED - DEMO]</w:t>
-      </w:r>
-    </w:p>
-    <w:p>
-      <w:pPr>
-        <w:pStyle w:val="Compact"/>
-        <w:numPr>
-          <w:ilvl w:val="0"/>
-          <w:numId w:val="1001"/>
-        </w:numPr>
-      </w:pPr>
-      <w:r>
-        <w:t xml:space="preserve">Kahn SE, Hull RL, Utzschneider KM. Mechanisms linking obesity to insulin resistance and type 2 diabetes. Nature. 2006;444(7121):840-846. [UNVERIFIED - DEMO]</w:t>
-      </w:r>
-    </w:p>
-    <w:p>
-      <w:pPr>
-        <w:pStyle w:val="Compact"/>
-        <w:numPr>
-          <w:ilvl w:val="0"/>
-          <w:numId w:val="1001"/>
-        </w:numPr>
-      </w:pPr>
-      <w:r>
-        <w:t xml:space="preserve">National Center for Health Statistics. National Health and Nutrition Examination Survey: 2017-2018 Data Documentation. Hyattsville, MD: NCHS; 2020. [UNVERIFIED - DEMO]</w:t>
-      </w:r>
-    </w:p>
-    <w:p>
-      <w:pPr>
-        <w:pStyle w:val="Compact"/>
-        <w:numPr>
-          <w:ilvl w:val="0"/>
-          <w:numId w:val="1001"/>
-        </w:numPr>
-      </w:pPr>
-      <w:r>
-        <w:t xml:space="preserve">WHO Expert Consultation. Appropriate body-mass index for Asian populations and its implications for policy and intervention strategies. Lancet. 2004;363(9403):157-163. [UNVERIFIED - DEMO]</w:t>
-      </w:r>
-    </w:p>
-    <w:bookmarkEnd w:id="21"/>
-    <w:bookmarkStart w:id="22" w:name="figure-legends"/>
+        <w:rPr>
+          <w:b/>
+          <w:bCs/>
+        </w:rPr>
+        <w:t xml:space="preserve">Table 2.</w:t>
+      </w:r>
+      <w:r>
+        <w:t xml:space="preserve"> </w:t>
+      </w:r>
+      <w:r>
+        <w:t xml:space="preserve">Survey-weighted logistic regression for self-reported diabetes (adjusted odds</w:t>
+      </w:r>
+      <w:r>
+        <w:t xml:space="preserve"> </w:t>
+      </w:r>
+      <w:r>
+        <w:t xml:space="preserve">ratios, 95% CI). See</w:t>
+      </w:r>
+      <w:r>
+        <w:t xml:space="preserve"> </w:t>
+      </w:r>
+      <w:r>
+        <w:rPr>
+          <w:rStyle w:val="VerbatimChar"/>
+        </w:rPr>
+        <w:t xml:space="preserve">analysis/tables/regression_or.csv</w:t>
+      </w:r>
+      <w:r>
+        <w:t xml:space="preserve">.</w:t>
+      </w:r>
+    </w:p>
+    <w:bookmarkEnd w:id="23"/>
+    <w:bookmarkStart w:id="24" w:name="figure-legends"/>
     <w:p>
       <w:pPr>
         <w:pStyle w:val="Heading2"/>
@@ -560,7 +1535,13 @@
         <w:t xml:space="preserve"> </w:t>
       </w:r>
       <w:r>
-        <w:t xml:space="preserve">Study flow diagram. Of 9,254 NHANES 2017-2018 participants, 4,866 adults met the inclusion criteria.</w:t>
+        <w:t xml:space="preserve">Flow of NHANES 2017-2018 participants through eligibility criteria to the</w:t>
+      </w:r>
+      <w:r>
+        <w:t xml:space="preserve"> </w:t>
+      </w:r>
+      <w:r>
+        <w:t xml:space="preserve">analytic sample (n = 5,010). Dashed boxes indicate exclusions.</w:t>
       </w:r>
     </w:p>
     <w:p>
@@ -578,47 +1559,83 @@
         <w:t xml:space="preserve"> </w:t>
       </w:r>
       <w:r>
-        <w:t xml:space="preserve">Diabetes prevalence by BMI category. Error bars represent 95% Wilson confidence intervals. Prevalence increased from 7.5% in normal-weight to 19.9% in obese participants (p &lt; 0.001).</w:t>
-      </w:r>
-    </w:p>
-    <w:p>
-      <w:pPr>
-        <w:pStyle w:val="BodyText"/>
-      </w:pPr>
-      <w:r>
-        <w:rPr>
-          <w:b/>
-          <w:bCs/>
-        </w:rPr>
-        <w:t xml:space="preserve">Figure 3.</w:t>
-      </w:r>
-      <w:r>
-        <w:t xml:space="preserve"> </w:t>
-      </w:r>
-      <w:r>
-        <w:t xml:space="preserve">Forest plot of adjusted odds ratios for diabetes. Diamonds indicate point estimates; horizontal lines represent 95% confidence intervals. The dashed vertical line indicates OR = 1.0 (no association). All estimates are from the multivariable model adjusted for age, sex, race/ethnicity, and education.</w:t>
-      </w:r>
-    </w:p>
-    <w:p>
-      <w:pPr>
-        <w:pStyle w:val="BodyText"/>
-      </w:pPr>
-      <w:r>
-        <w:rPr>
-          <w:b/>
-          <w:bCs/>
-        </w:rPr>
-        <w:t xml:space="preserve">Figure 4.</w:t>
-      </w:r>
-      <w:r>
-        <w:t xml:space="preserve"> </w:t>
-      </w:r>
-      <w:r>
-        <w:t xml:space="preserve">Diabetes prevalence by age group and BMI category. The combined effect of older age and higher BMI yielded the highest prevalence among obese adults aged 60-79 years (32.4%).</w:t>
-      </w:r>
-    </w:p>
-    <w:bookmarkEnd w:id="22"/>
-    <w:bookmarkEnd w:id="23"/>
+        <w:t xml:space="preserve">Adjusted odds ratios (95% CI) for self-reported diabetes from the</w:t>
+      </w:r>
+      <w:r>
+        <w:t xml:space="preserve"> </w:t>
+      </w:r>
+      <w:r>
+        <w:t xml:space="preserve">survey-weighted logistic regression model (weights, stratification, and clustering applied).</w:t>
+      </w:r>
+      <w:r>
+        <w:t xml:space="preserve"> </w:t>
+      </w:r>
+      <w:r>
+        <w:t xml:space="preserve">The obesity term is highlighted; the dashed line marks the null (odds ratio = 1).</w:t>
+      </w:r>
+    </w:p>
+    <w:bookmarkEnd w:id="24"/>
+    <w:bookmarkStart w:id="25" w:name="data-availability"/>
+    <w:p>
+      <w:pPr>
+        <w:pStyle w:val="Heading2"/>
+      </w:pPr>
+      <w:r>
+        <w:t xml:space="preserve">Data Availability</w:t>
+      </w:r>
+    </w:p>
+    <w:p>
+      <w:pPr>
+        <w:pStyle w:val="FirstParagraph"/>
+      </w:pPr>
+      <w:r>
+        <w:t xml:space="preserve">The data are publicly available from the U.S. Centers for Disease Control and Prevention</w:t>
+      </w:r>
+      <w:r>
+        <w:t xml:space="preserve"> </w:t>
+      </w:r>
+      <w:r>
+        <w:t xml:space="preserve">NHANES program (2017-2018 cycle). The derived analytic dataset and analysis code that</w:t>
+      </w:r>
+      <w:r>
+        <w:t xml:space="preserve"> </w:t>
+      </w:r>
+      <w:r>
+        <w:t xml:space="preserve">reproduce all results are available with this report.</w:t>
+      </w:r>
+    </w:p>
+    <w:bookmarkEnd w:id="25"/>
+    <w:bookmarkStart w:id="26" w:name="references"/>
+    <w:p>
+      <w:pPr>
+        <w:pStyle w:val="Heading2"/>
+      </w:pPr>
+      <w:r>
+        <w:t xml:space="preserve">References</w:t>
+      </w:r>
+    </w:p>
+    <w:p>
+      <w:pPr>
+        <w:pStyle w:val="FirstParagraph"/>
+      </w:pPr>
+      <w:r>
+        <w:t xml:space="preserve">References in this methods-demonstration manuscript are intentionally left as [UNVERIFIED]</w:t>
+      </w:r>
+      <w:r>
+        <w:t xml:space="preserve"> </w:t>
+      </w:r>
+      <w:r>
+        <w:t xml:space="preserve">placeholders. In a production run they would be resolved through /search-lit and /verify-refs</w:t>
+      </w:r>
+      <w:r>
+        <w:t xml:space="preserve"> </w:t>
+      </w:r>
+      <w:r>
+        <w:t xml:space="preserve">against PubMed and CrossRef and rendered by a reference manager.</w:t>
+      </w:r>
+    </w:p>
+    <w:bookmarkEnd w:id="26"/>
+    <w:bookmarkEnd w:id="27"/>
     <w:sectPr>
       <w:footnotePr>
         <w:numRestart w:val="eachSect"/>
@@ -729,123 +1746,8 @@
       </w:pPr>
     </w:lvl>
   </w:abstractNum>
-  <w:abstractNum w:abstractNumId="99411">
-    <w:nsid w:val="00A99411"/>
-    <w:multiLevelType w:val="multilevel"/>
-    <w:lvl w:ilvl="0">
-      <w:start w:val="1"/>
-      <w:numFmt w:val="decimal"/>
-      <w:lvlText w:val="%1."/>
-      <w:lvlJc w:val="left"/>
-      <w:pPr>
-        <w:ind w:left="720" w:hanging="360"/>
-      </w:pPr>
-    </w:lvl>
-    <w:lvl w:ilvl="1">
-      <w:start w:val="1"/>
-      <w:numFmt w:val="decimal"/>
-      <w:lvlText w:val="%2."/>
-      <w:lvlJc w:val="left"/>
-      <w:pPr>
-        <w:ind w:left="1440" w:hanging="360"/>
-      </w:pPr>
-    </w:lvl>
-    <w:lvl w:ilvl="2">
-      <w:start w:val="1"/>
-      <w:numFmt w:val="decimal"/>
-      <w:lvlText w:val="%3."/>
-      <w:lvlJc w:val="left"/>
-      <w:pPr>
-        <w:ind w:left="2160" w:hanging="360"/>
-      </w:pPr>
-    </w:lvl>
-    <w:lvl w:ilvl="3">
-      <w:start w:val="1"/>
-      <w:numFmt w:val="decimal"/>
-      <w:lvlText w:val="%4."/>
-      <w:lvlJc w:val="left"/>
-      <w:pPr>
-        <w:ind w:left="2880" w:hanging="360"/>
-      </w:pPr>
-    </w:lvl>
-    <w:lvl w:ilvl="4">
-      <w:start w:val="1"/>
-      <w:numFmt w:val="decimal"/>
-      <w:lvlText w:val="%5."/>
-      <w:lvlJc w:val="left"/>
-      <w:pPr>
-        <w:ind w:left="3600" w:hanging="360"/>
-      </w:pPr>
-    </w:lvl>
-    <w:lvl w:ilvl="5">
-      <w:start w:val="1"/>
-      <w:numFmt w:val="decimal"/>
-      <w:lvlText w:val="%6."/>
-      <w:lvlJc w:val="left"/>
-      <w:pPr>
-        <w:ind w:left="4320" w:hanging="360"/>
-      </w:pPr>
-    </w:lvl>
-    <w:lvl w:ilvl="6">
-      <w:start w:val="1"/>
-      <w:numFmt w:val="decimal"/>
-      <w:lvlText w:val="%7."/>
-      <w:lvlJc w:val="left"/>
-      <w:pPr>
-        <w:ind w:left="5040" w:hanging="360"/>
-      </w:pPr>
-    </w:lvl>
-    <w:lvl w:ilvl="7">
-      <w:start w:val="1"/>
-      <w:numFmt w:val="decimal"/>
-      <w:lvlText w:val="%8."/>
-      <w:lvlJc w:val="left"/>
-      <w:pPr>
-        <w:ind w:left="5760" w:hanging="360"/>
-      </w:pPr>
-    </w:lvl>
-    <w:lvl w:ilvl="8">
-      <w:start w:val="1"/>
-      <w:numFmt w:val="decimal"/>
-      <w:lvlText w:val="%9."/>
-      <w:lvlJc w:val="left"/>
-      <w:pPr>
-        <w:ind w:left="6480" w:hanging="360"/>
-      </w:pPr>
-    </w:lvl>
-  </w:abstractNum>
   <w:num w:numId="1000">
     <w:abstractNumId w:val="990"/>
-  </w:num>
-  <w:num w:numId="1001">
-    <w:abstractNumId w:val="99411"/>
-    <w:lvlOverride w:ilvl="0">
-      <w:startOverride w:val="1"/>
-    </w:lvlOverride>
-    <w:lvlOverride w:ilvl="1">
-      <w:startOverride w:val="1"/>
-    </w:lvlOverride>
-    <w:lvlOverride w:ilvl="2">
-      <w:startOverride w:val="1"/>
-    </w:lvlOverride>
-    <w:lvlOverride w:ilvl="3">
-      <w:startOverride w:val="1"/>
-    </w:lvlOverride>
-    <w:lvlOverride w:ilvl="4">
-      <w:startOverride w:val="1"/>
-    </w:lvlOverride>
-    <w:lvlOverride w:ilvl="5">
-      <w:startOverride w:val="1"/>
-    </w:lvlOverride>
-    <w:lvlOverride w:ilvl="6">
-      <w:startOverride w:val="1"/>
-    </w:lvlOverride>
-    <w:lvlOverride w:ilvl="7">
-      <w:startOverride w:val="1"/>
-    </w:lvlOverride>
-    <w:lvlOverride w:ilvl="8">
-      <w:startOverride w:val="1"/>
-    </w:lvlOverride>
   </w:num>
 </w:numbering>
 </file>
